--- a/output/summary/productDetails/FederatedGqlBreakDown-productDetails.docx
+++ b/output/summary/productDetails/FederatedGqlBreakDown-productDetails.docx
@@ -2364,63 +2364,7 @@
                 <w:color w:val="373737"/>
                 <w:sz w:val="18"/>
               </w:rPr>
-              <w:t>field resolvers</w:t>
-            </w:r>
-          </w:p>
-        </w:tc>
-      </w:tr>
-      <w:tr>
-        <w:tc>
-          <w:tcPr>
-            <w:vAlign w:val="top"/>
-            <w:tcW w:w="1296" w:type="dxa"/>
-          </w:tcPr>
-          <w:p>
-            <w:pPr>
-              <w:jc w:val="left"/>
-            </w:pPr>
-            <w:r>
-              <w:rPr>
-                <w:color w:val="373737"/>
-                <w:sz w:val="18"/>
-              </w:rPr>
-              <w:t>5</w:t>
-            </w:r>
-          </w:p>
-        </w:tc>
-        <w:tc>
-          <w:tcPr>
-            <w:vAlign w:val="top"/>
-            <w:tcW w:w="2160" w:type="dxa"/>
-          </w:tcPr>
-          <w:p>
-            <w:pPr>
-              <w:jc w:val="left"/>
-            </w:pPr>
-            <w:r>
-              <w:rPr>
-                <w:color w:val="373737"/>
-                <w:sz w:val="18"/>
-              </w:rPr>
-              <w:t>G-04</w:t>
-            </w:r>
-          </w:p>
-        </w:tc>
-        <w:tc>
-          <w:tcPr>
-            <w:vAlign w:val="top"/>
-            <w:tcW w:w="7920" w:type="dxa"/>
-          </w:tcPr>
-          <w:p>
-            <w:pPr>
-              <w:jc w:val="left"/>
-            </w:pPr>
-            <w:r>
-              <w:rPr>
-                <w:color w:val="373737"/>
-                <w:sz w:val="18"/>
-              </w:rPr>
-              <w:t>tests &amp; parity</w:t>
+              <w:t>field resolvers. Test coverage/parity tracked outside this Jira pipeline, created manually.</w:t>
             </w:r>
           </w:p>
         </w:tc>

--- a/output/summary/productDetails/FederatedGqlBreakDown-productDetails.docx
+++ b/output/summary/productDetails/FederatedGqlBreakDown-productDetails.docx
@@ -8246,6 +8246,48 @@
               </w:rPr>
               <w:t>PDTL-BE-B-01</w:t>
             </w:r>
+            <w:r>
+              <w:rPr>
+                <w:color w:val="373737"/>
+                <w:sz w:val="18"/>
+              </w:rPr>
+              <w:t xml:space="preserve">, </w:t>
+            </w:r>
+            <w:r>
+              <w:rPr>
+                <w:rFonts w:ascii="Courier New" w:hAnsi="Courier New"/>
+                <w:sz w:val="18"/>
+              </w:rPr>
+              <w:t>PDTL-BE-G-01</w:t>
+            </w:r>
+            <w:r>
+              <w:rPr>
+                <w:color w:val="373737"/>
+                <w:sz w:val="18"/>
+              </w:rPr>
+              <w:t xml:space="preserve">, </w:t>
+            </w:r>
+            <w:r>
+              <w:rPr>
+                <w:rFonts w:ascii="Courier New" w:hAnsi="Courier New"/>
+                <w:sz w:val="18"/>
+              </w:rPr>
+              <w:t>PDTL-BE-G-02</w:t>
+            </w:r>
+            <w:r>
+              <w:rPr>
+                <w:color w:val="373737"/>
+                <w:sz w:val="18"/>
+              </w:rPr>
+              <w:t xml:space="preserve">, </w:t>
+            </w:r>
+            <w:r>
+              <w:rPr>
+                <w:rFonts w:ascii="Courier New" w:hAnsi="Courier New"/>
+                <w:sz w:val="18"/>
+              </w:rPr>
+              <w:t>PDTL-BE-G-03</w:t>
+            </w:r>
           </w:p>
         </w:tc>
         <w:tc>
@@ -8804,7 +8846,7 @@
                 <w:color w:val="373737"/>
                 <w:sz w:val="18"/>
               </w:rPr>
-              <w:t>1</w:t>
+              <w:t>3</w:t>
             </w:r>
           </w:p>
         </w:tc>
@@ -8822,14 +8864,14 @@
                 <w:color w:val="373737"/>
                 <w:sz w:val="18"/>
               </w:rPr>
-              <w:t xml:space="preserve">🟢 </w:t>
+              <w:t xml:space="preserve">🟡 </w:t>
             </w:r>
             <w:r>
               <w:rPr>
                 <w:rFonts w:ascii="Courier New" w:hAnsi="Courier New"/>
                 <w:sz w:val="18"/>
               </w:rPr>
-              <w:t>PDTL-FE-001</w:t>
+              <w:t>PDTL-FE-002</w:t>
             </w:r>
           </w:p>
         </w:tc>
@@ -8847,7 +8889,7 @@
                 <w:rFonts w:ascii="Courier New" w:hAnsi="Courier New"/>
                 <w:sz w:val="18"/>
               </w:rPr>
-              <w:t>PDTL-FE-001</w:t>
+              <w:t>PDTL-FE-002</w:t>
             </w:r>
             <w:r>
               <w:rPr>
@@ -8861,7 +8903,49 @@
                 <w:rFonts w:ascii="Courier New" w:hAnsi="Courier New"/>
                 <w:sz w:val="18"/>
               </w:rPr>
-              <w:t>PDTL-BE-B-01</w:t>
+              <w:t>PDTL-BE-D-01</w:t>
+            </w:r>
+            <w:r>
+              <w:rPr>
+                <w:color w:val="373737"/>
+                <w:sz w:val="18"/>
+              </w:rPr>
+              <w:t xml:space="preserve">, </w:t>
+            </w:r>
+            <w:r>
+              <w:rPr>
+                <w:rFonts w:ascii="Courier New" w:hAnsi="Courier New"/>
+                <w:sz w:val="18"/>
+              </w:rPr>
+              <w:t>PDTL-BE-D-03</w:t>
+            </w:r>
+            <w:r>
+              <w:rPr>
+                <w:color w:val="373737"/>
+                <w:sz w:val="18"/>
+              </w:rPr>
+              <w:t xml:space="preserve">, </w:t>
+            </w:r>
+            <w:r>
+              <w:rPr>
+                <w:rFonts w:ascii="Courier New" w:hAnsi="Courier New"/>
+                <w:sz w:val="18"/>
+              </w:rPr>
+              <w:t>PDTL-BE-D-04</w:t>
+            </w:r>
+            <w:r>
+              <w:rPr>
+                <w:color w:val="373737"/>
+                <w:sz w:val="18"/>
+              </w:rPr>
+              <w:t xml:space="preserve">, </w:t>
+            </w:r>
+            <w:r>
+              <w:rPr>
+                <w:rFonts w:ascii="Courier New" w:hAnsi="Courier New"/>
+                <w:sz w:val="18"/>
+              </w:rPr>
+              <w:t>PDTL-BE-D-05</w:t>
             </w:r>
           </w:p>
         </w:tc>
@@ -8879,7 +8963,7 @@
                 <w:color w:val="373737"/>
                 <w:sz w:val="18"/>
               </w:rPr>
-              <w:t>Reads cutover — needs backend phase A/B reads live</w:t>
+              <w:t>Writes — needs backend phase D mutations</w:t>
             </w:r>
           </w:p>
         </w:tc>
@@ -8900,7 +8984,7 @@
                 <w:color w:val="373737"/>
                 <w:sz w:val="18"/>
               </w:rPr>
-              <w:t>3</w:t>
+              <w:t>4</w:t>
             </w:r>
           </w:p>
         </w:tc>
@@ -8919,14 +9003,28 @@
                 <w:color w:val="373737"/>
                 <w:sz w:val="18"/>
               </w:rPr>
-              <w:t xml:space="preserve">🟡 </w:t>
+              <w:t xml:space="preserve">🟢 </w:t>
             </w:r>
             <w:r>
               <w:rPr>
                 <w:rFonts w:ascii="Courier New" w:hAnsi="Courier New"/>
                 <w:sz w:val="18"/>
               </w:rPr>
-              <w:t>PDTL-FE-002</w:t>
+              <w:t>PDTL-FE-001</w:t>
+            </w:r>
+            <w:r>
+              <w:rPr>
+                <w:color w:val="373737"/>
+                <w:sz w:val="18"/>
+              </w:rPr>
+              <w:t xml:space="preserve">, 🟡 </w:t>
+            </w:r>
+            <w:r>
+              <w:rPr>
+                <w:rFonts w:ascii="Courier New" w:hAnsi="Courier New"/>
+                <w:sz w:val="18"/>
+              </w:rPr>
+              <w:t>PDTL-FE-003</w:t>
             </w:r>
           </w:p>
         </w:tc>
@@ -8945,7 +9043,7 @@
                 <w:rFonts w:ascii="Courier New" w:hAnsi="Courier New"/>
                 <w:sz w:val="18"/>
               </w:rPr>
-              <w:t>PDTL-FE-002</w:t>
+              <w:t>PDTL-FE-001</w:t>
             </w:r>
             <w:r>
               <w:rPr>
@@ -8959,7 +9057,7 @@
                 <w:rFonts w:ascii="Courier New" w:hAnsi="Courier New"/>
                 <w:sz w:val="18"/>
               </w:rPr>
-              <w:t>PDTL-BE-D-01</w:t>
+              <w:t>PDTL-BE-B-01</w:t>
             </w:r>
             <w:r>
               <w:rPr>
@@ -8973,7 +9071,7 @@
                 <w:rFonts w:ascii="Courier New" w:hAnsi="Courier New"/>
                 <w:sz w:val="18"/>
               </w:rPr>
-              <w:t>PDTL-BE-D-03</w:t>
+              <w:t>PDTL-BE-G-01</w:t>
             </w:r>
             <w:r>
               <w:rPr>
@@ -8987,7 +9085,7 @@
                 <w:rFonts w:ascii="Courier New" w:hAnsi="Courier New"/>
                 <w:sz w:val="18"/>
               </w:rPr>
-              <w:t>PDTL-BE-D-04</w:t>
+              <w:t>PDTL-BE-G-02</w:t>
             </w:r>
             <w:r>
               <w:rPr>
@@ -9001,7 +9099,35 @@
                 <w:rFonts w:ascii="Courier New" w:hAnsi="Courier New"/>
                 <w:sz w:val="18"/>
               </w:rPr>
-              <w:t>PDTL-BE-D-05</w:t>
+              <w:t>PDTL-BE-G-03</w:t>
+            </w:r>
+            <w:r>
+              <w:rPr>
+                <w:color w:val="373737"/>
+                <w:sz w:val="18"/>
+              </w:rPr>
+              <w:t>&lt;br&gt;</w:t>
+            </w:r>
+            <w:r>
+              <w:rPr>
+                <w:rFonts w:ascii="Courier New" w:hAnsi="Courier New"/>
+                <w:sz w:val="18"/>
+              </w:rPr>
+              <w:t>PDTL-FE-003</w:t>
+            </w:r>
+            <w:r>
+              <w:rPr>
+                <w:color w:val="373737"/>
+                <w:sz w:val="18"/>
+              </w:rPr>
+              <w:t xml:space="preserve"> → </w:t>
+            </w:r>
+            <w:r>
+              <w:rPr>
+                <w:rFonts w:ascii="Courier New" w:hAnsi="Courier New"/>
+                <w:sz w:val="18"/>
+              </w:rPr>
+              <w:t>PDTL-BE-E-01</w:t>
             </w:r>
           </w:p>
         </w:tc>
@@ -9009,101 +9135,6 @@
           <w:tcPr>
             <w:tcW w:type="dxa" w:w="2564"/>
             <w:shd w:val="clear" w:color="auto" w:fill="F5F8FF"/>
-            <w:vAlign w:val="top"/>
-          </w:tcPr>
-          <w:p>
-            <w:pPr>
-              <w:jc w:val="left"/>
-            </w:pPr>
-            <w:r>
-              <w:rPr>
-                <w:color w:val="373737"/>
-                <w:sz w:val="18"/>
-              </w:rPr>
-              <w:t>Writes — needs backend phase D mutations</w:t>
-            </w:r>
-          </w:p>
-        </w:tc>
-      </w:tr>
-      <w:tr>
-        <w:tc>
-          <w:tcPr>
-            <w:tcW w:type="dxa" w:w="2564"/>
-            <w:vAlign w:val="top"/>
-          </w:tcPr>
-          <w:p>
-            <w:pPr>
-              <w:jc w:val="left"/>
-            </w:pPr>
-            <w:r>
-              <w:rPr>
-                <w:color w:val="373737"/>
-                <w:sz w:val="18"/>
-              </w:rPr>
-              <w:t>4</w:t>
-            </w:r>
-          </w:p>
-        </w:tc>
-        <w:tc>
-          <w:tcPr>
-            <w:tcW w:type="dxa" w:w="2564"/>
-            <w:vAlign w:val="top"/>
-          </w:tcPr>
-          <w:p>
-            <w:pPr>
-              <w:jc w:val="left"/>
-            </w:pPr>
-            <w:r>
-              <w:rPr>
-                <w:color w:val="373737"/>
-                <w:sz w:val="18"/>
-              </w:rPr>
-              <w:t xml:space="preserve">🟡 </w:t>
-            </w:r>
-            <w:r>
-              <w:rPr>
-                <w:rFonts w:ascii="Courier New" w:hAnsi="Courier New"/>
-                <w:sz w:val="18"/>
-              </w:rPr>
-              <w:t>PDTL-FE-003</w:t>
-            </w:r>
-          </w:p>
-        </w:tc>
-        <w:tc>
-          <w:tcPr>
-            <w:tcW w:type="dxa" w:w="2564"/>
-            <w:vAlign w:val="top"/>
-          </w:tcPr>
-          <w:p>
-            <w:pPr>
-              <w:jc w:val="left"/>
-            </w:pPr>
-            <w:r>
-              <w:rPr>
-                <w:rFonts w:ascii="Courier New" w:hAnsi="Courier New"/>
-                <w:sz w:val="18"/>
-              </w:rPr>
-              <w:t>PDTL-FE-003</w:t>
-            </w:r>
-            <w:r>
-              <w:rPr>
-                <w:color w:val="373737"/>
-                <w:sz w:val="18"/>
-              </w:rPr>
-              <w:t xml:space="preserve"> → </w:t>
-            </w:r>
-            <w:r>
-              <w:rPr>
-                <w:rFonts w:ascii="Courier New" w:hAnsi="Courier New"/>
-                <w:sz w:val="18"/>
-              </w:rPr>
-              <w:t>PDTL-BE-E-01</w:t>
-            </w:r>
-          </w:p>
-        </w:tc>
-        <w:tc>
-          <w:tcPr>
-            <w:tcW w:type="dxa" w:w="2564"/>
             <w:vAlign w:val="top"/>
           </w:tcPr>
           <w:p>
@@ -9146,7 +9177,7 @@
           <w:rFonts w:ascii="Courier New" w:hAnsi="Courier New"/>
           <w:sz w:val="19"/>
         </w:rPr>
-        <w:t>PDTL-FE-001</w:t>
+        <w:t>PDTL-FE-002</w:t>
       </w:r>
       <w:r>
         <w:rPr>
@@ -9160,7 +9191,7 @@
           <w:rFonts w:ascii="Courier New" w:hAnsi="Courier New"/>
           <w:sz w:val="19"/>
         </w:rPr>
-        <w:t>PDTL-FE-002</w:t>
+        <w:t>PDTL-FE-001</w:t>
       </w:r>
       <w:r>
         <w:rPr>
@@ -9338,7 +9369,7 @@
                 <w:color w:val="373737"/>
                 <w:sz w:val="18"/>
               </w:rPr>
-              <w:t>1</w:t>
+              <w:t>3</w:t>
             </w:r>
           </w:p>
         </w:tc>
@@ -9356,21 +9387,21 @@
                 <w:color w:val="373737"/>
                 <w:sz w:val="18"/>
               </w:rPr>
-              <w:t xml:space="preserve">🟢 </w:t>
+              <w:t xml:space="preserve">🟡 </w:t>
             </w:r>
             <w:r>
               <w:rPr>
                 <w:rFonts w:ascii="Courier New" w:hAnsi="Courier New"/>
                 <w:sz w:val="18"/>
               </w:rPr>
-              <w:t>PDTL-FE-001</w:t>
+              <w:t>PDTL-FE-002</w:t>
             </w:r>
             <w:r>
               <w:rPr>
                 <w:color w:val="373737"/>
                 <w:sz w:val="18"/>
               </w:rPr>
-              <w:t xml:space="preserve"> (2–3d)</w:t>
+              <w:t xml:space="preserve"> (3–4d)</w:t>
             </w:r>
           </w:p>
         </w:tc>
@@ -9388,7 +9419,7 @@
                 <w:color w:val="373737"/>
                 <w:sz w:val="18"/>
               </w:rPr>
-              <w:t>Reads cutover — needs backend phase A/B reads live</w:t>
+              <w:t>Writes — needs backend phase D mutations</w:t>
             </w:r>
           </w:p>
         </w:tc>
@@ -9409,7 +9440,7 @@
                 <w:color w:val="373737"/>
                 <w:sz w:val="18"/>
               </w:rPr>
-              <w:t>3</w:t>
+              <w:t>4</w:t>
             </w:r>
           </w:p>
         </w:tc>
@@ -9435,14 +9466,28 @@
                 <w:rFonts w:ascii="Courier New" w:hAnsi="Courier New"/>
                 <w:sz w:val="18"/>
               </w:rPr>
-              <w:t>PDTL-FE-002</w:t>
+              <w:t>PDTL-FE-003</w:t>
             </w:r>
             <w:r>
               <w:rPr>
                 <w:color w:val="373737"/>
                 <w:sz w:val="18"/>
               </w:rPr>
-              <w:t xml:space="preserve"> (3–4d)</w:t>
+              <w:t xml:space="preserve"> (3–5d)&lt;br&gt;🟢 </w:t>
+            </w:r>
+            <w:r>
+              <w:rPr>
+                <w:rFonts w:ascii="Courier New" w:hAnsi="Courier New"/>
+                <w:sz w:val="18"/>
+              </w:rPr>
+              <w:t>PDTL-FE-001</w:t>
+            </w:r>
+            <w:r>
+              <w:rPr>
+                <w:color w:val="373737"/>
+                <w:sz w:val="18"/>
+              </w:rPr>
+              <w:t xml:space="preserve"> (2–3d)</w:t>
             </w:r>
           </w:p>
         </w:tc>
@@ -9450,76 +9495,6 @@
           <w:tcPr>
             <w:tcW w:type="dxa" w:w="3419"/>
             <w:shd w:val="clear" w:color="auto" w:fill="F5F8FF"/>
-            <w:vAlign w:val="top"/>
-          </w:tcPr>
-          <w:p>
-            <w:pPr>
-              <w:jc w:val="left"/>
-            </w:pPr>
-            <w:r>
-              <w:rPr>
-                <w:color w:val="373737"/>
-                <w:sz w:val="18"/>
-              </w:rPr>
-              <w:t>Writes — needs backend phase D mutations</w:t>
-            </w:r>
-          </w:p>
-        </w:tc>
-      </w:tr>
-      <w:tr>
-        <w:tc>
-          <w:tcPr>
-            <w:tcW w:type="dxa" w:w="3419"/>
-            <w:vAlign w:val="top"/>
-          </w:tcPr>
-          <w:p>
-            <w:pPr>
-              <w:jc w:val="left"/>
-            </w:pPr>
-            <w:r>
-              <w:rPr>
-                <w:color w:val="373737"/>
-                <w:sz w:val="18"/>
-              </w:rPr>
-              <w:t>4</w:t>
-            </w:r>
-          </w:p>
-        </w:tc>
-        <w:tc>
-          <w:tcPr>
-            <w:tcW w:type="dxa" w:w="3419"/>
-            <w:vAlign w:val="top"/>
-          </w:tcPr>
-          <w:p>
-            <w:pPr>
-              <w:jc w:val="left"/>
-            </w:pPr>
-            <w:r>
-              <w:rPr>
-                <w:color w:val="373737"/>
-                <w:sz w:val="18"/>
-              </w:rPr>
-              <w:t xml:space="preserve">🟡 </w:t>
-            </w:r>
-            <w:r>
-              <w:rPr>
-                <w:rFonts w:ascii="Courier New" w:hAnsi="Courier New"/>
-                <w:sz w:val="18"/>
-              </w:rPr>
-              <w:t>PDTL-FE-003</w:t>
-            </w:r>
-            <w:r>
-              <w:rPr>
-                <w:color w:val="373737"/>
-                <w:sz w:val="18"/>
-              </w:rPr>
-              <w:t xml:space="preserve"> (3–5d)</w:t>
-            </w:r>
-          </w:p>
-        </w:tc>
-        <w:tc>
-          <w:tcPr>
-            <w:tcW w:type="dxa" w:w="3419"/>
             <w:vAlign w:val="top"/>
           </w:tcPr>
           <w:p>

--- a/output/summary/productDetails/FederatedGqlBreakDown-productDetails.docx
+++ b/output/summary/productDetails/FederatedGqlBreakDown-productDetails.docx
@@ -192,7 +192,7 @@
           <w:color w:val="444444"/>
           <w:sz w:val="18"/>
         </w:rPr>
-        <w:t xml:space="preserve">   |   Generated: 2026-07-19</w:t>
+        <w:t xml:space="preserve">   |   Generated: 2026-07-21</w:t>
       </w:r>
     </w:p>
     <w:p>
@@ -917,7 +917,7 @@
                 <w:color w:val="373737"/>
                 <w:sz w:val="18"/>
               </w:rPr>
-              <w:t>13</w:t>
+              <w:t>12</w:t>
             </w:r>
           </w:p>
         </w:tc>
@@ -936,7 +936,7 @@
                 <w:color w:val="373737"/>
                 <w:sz w:val="18"/>
               </w:rPr>
-              <w:t>green-field</w:t>
+              <w:t>green-field (G-04 test coverage tracked outside Jira pipeline)</w:t>
             </w:r>
           </w:p>
         </w:tc>
@@ -6543,6 +6543,54 @@
               <w:t xml:space="preserve"> resolves in-process; no gateway hop</w:t>
             </w:r>
           </w:p>
+          <w:p>
+            <w:pPr>
+              <w:spacing w:after="20"/>
+              <w:ind w:left="173"/>
+            </w:pPr>
+            <w:r>
+              <w:rPr>
+                <w:color w:val="444444"/>
+                <w:sz w:val="17"/>
+              </w:rPr>
+              <w:t xml:space="preserve">• </w:t>
+            </w:r>
+            <w:r>
+              <w:rPr>
+                <w:color w:val="373737"/>
+                <w:sz w:val="17"/>
+              </w:rPr>
+              <w:t xml:space="preserve">Field resolver uses a </w:t>
+            </w:r>
+            <w:r>
+              <w:rPr>
+                <w:rFonts w:ascii="Courier New" w:hAnsi="Courier New"/>
+                <w:sz w:val="17"/>
+              </w:rPr>
+              <w:t>MappedBatchLoader&lt;String, List&lt;SPARK_ProductDetails&gt;&gt;</w:t>
+            </w:r>
+            <w:r>
+              <w:rPr>
+                <w:color w:val="373737"/>
+                <w:sz w:val="17"/>
+              </w:rPr>
+              <w:t xml:space="preserve"> (</w:t>
+            </w:r>
+            <w:r>
+              <w:rPr>
+                <w:rFonts w:ascii="Courier New" w:hAnsi="Courier New"/>
+                <w:sz w:val="17"/>
+              </w:rPr>
+              <w:t>productDetailsByProductIdLoader</w:t>
+            </w:r>
+            <w:r>
+              <w:rPr>
+                <w:color w:val="373737"/>
+                <w:sz w:val="17"/>
+              </w:rPr>
+              <w:t>) — when the parent query returns N products, product details are resolved in 1 batched call (not N)</w:t>
+            </w:r>
+          </w:p>
         </w:tc>
       </w:tr>
     </w:tbl>
@@ -7830,7 +7878,7 @@
                 <w:color w:val="373737"/>
                 <w:sz w:val="18"/>
               </w:rPr>
-              <w:t>2026-07-19</w:t>
+              <w:t>2026-07-21</w:t>
             </w:r>
           </w:p>
         </w:tc>

--- a/output/summary/productDetails/FederatedGqlBreakDown-productDetails.docx
+++ b/output/summary/productDetails/FederatedGqlBreakDown-productDetails.docx
@@ -192,7 +192,7 @@
           <w:color w:val="444444"/>
           <w:sz w:val="18"/>
         </w:rPr>
-        <w:t xml:space="preserve">   |   Generated: 2026-07-21</w:t>
+        <w:t xml:space="preserve">   |   Generated: 2026-07-24</w:t>
       </w:r>
     </w:p>
     <w:p>
@@ -7878,7 +7878,7 @@
                 <w:color w:val="373737"/>
                 <w:sz w:val="18"/>
               </w:rPr>
-              <w:t>2026-07-21</w:t>
+              <w:t>2026-07-24</w:t>
             </w:r>
           </w:p>
         </w:tc>
